--- a/cv/output/HV_2026_2_Visual_AndresRodriguez.docx
+++ b/cv/output/HV_2026_2_Visual_AndresRodriguez.docx
@@ -55,7 +55,7 @@
           <w:color w:val="1A1A1A"/>
           <w:sz w:val="18"/>
         </w:rPr>
-        <w:t>andresrdrgzps05@gmail.com  |  linkedin.com/in/andresrodriguezpisa-qa/  |  github.com/Harp-Andres</w:t>
+        <w:t>andresrdrgzps05@gmail.com  |  linkedin.com/in/andresrodriguezpisa-seniorqa/  |  github.com/Harp-Andres</w:t>
       </w:r>
     </w:p>
     <w:p>

--- a/cv/output/HV_2026_2_Visual_AndresRodriguez.docx
+++ b/cv/output/HV_2026_2_Visual_AndresRodriguez.docx
@@ -414,7 +414,7 @@
           <w:color w:val="1A1A1A"/>
           <w:sz w:val="20"/>
         </w:rPr>
-        <w:t>GitHub Copilot, MCP Playwright, MCP AppMod, prompting avanzado</w:t>
+        <w:t>GitHub Copilot, MCP Playwright, MCP AppMod, prompting avanzado, Claude (Anthropic), Cursor</w:t>
       </w:r>
     </w:p>
     <w:p>
